--- a/Person/chrystallum_person_schema_adr007.docx
+++ b/Person/chrystallum_person_schema_adr007.docx
@@ -3755,7 +3755,7 @@
                 <w:sz w:val="18"/>
                 <w:szCs w:val="18"/>
               </w:rPr>
-              <w:t xml:space="preserve">DPRR/Wikidata</w:t>
+              <w:t xml:space="preserve">Wikidata / fallback label_latin</w:t>
             </w:r>
           </w:p>
         </w:tc>
@@ -3786,7 +3786,7 @@
                 <w:sz w:val="18"/>
                 <w:szCs w:val="18"/>
               </w:rPr>
-              <w:t xml:space="preserve">Display label. DPRR canonical label takes precedence.</w:t>
+              <w:t xml:space="preserve">Canonical display label. English full name (Gnaeus Pompeius Magnus). For DPRR-only persons awaiting Wikidata enrichment, temporarily set to label_latin. Never empty. Primary label for UI, graph traversal, and general search.</w:t>
             </w:r>
           </w:p>
         </w:tc>
@@ -3881,7 +3881,7 @@
                 <w:sz w:val="18"/>
                 <w:szCs w:val="18"/>
               </w:rPr>
-              <w:t xml:space="preserve">Wikidata P1559</w:t>
+              <w:t xml:space="preserve">DPRR parse / Wikidata P1559</w:t>
             </w:r>
           </w:p>
         </w:tc>
@@ -3912,7 +3912,7 @@
                 <w:sz w:val="18"/>
                 <w:szCs w:val="18"/>
               </w:rPr>
-              <w:t xml:space="preserve">Full name in Latin (nativeName)</w:t>
+              <w:t xml:space="preserve">Tria nomina without DPRR metadata (Cn. Pompeius Magnus). Primary label for academic display and scholarly citation. Derived from DPRR label string parse or Wikidata nativeName.</w:t>
             </w:r>
           </w:p>
         </w:tc>
@@ -3945,7 +3945,7 @@
                 <w:sz w:val="18"/>
                 <w:szCs w:val="18"/>
               </w:rPr>
-              <w:t xml:space="preserve">label_en</w:t>
+              <w:t xml:space="preserve">label_dprr</w:t>
             </w:r>
           </w:p>
         </w:tc>
@@ -4007,7 +4007,7 @@
                 <w:sz w:val="18"/>
                 <w:szCs w:val="18"/>
               </w:rPr>
-              <w:t xml:space="preserve">Wikidata</w:t>
+              <w:t xml:space="preserve">DPRR</w:t>
             </w:r>
           </w:p>
         </w:tc>
@@ -4038,7 +4038,7 @@
                 <w:sz w:val="18"/>
                 <w:szCs w:val="18"/>
               </w:rPr>
-              <w:t xml:space="preserve">English common name (Gnaeus Pompeius Magnus)</w:t>
+              <w:t xml:space="preserve">Immutable DPRR label string as imported (POMP1976 Cn. Pompeius (31) Cn. f. Sex. n. Clu. Magnus). Provenance anchor for DPRR citation and re-identification. Never modified after ingest. Null for non-DPRR persons.</w:t>
             </w:r>
           </w:p>
         </w:tc>
@@ -4071,7 +4071,7 @@
                 <w:sz w:val="18"/>
                 <w:szCs w:val="18"/>
               </w:rPr>
-              <w:t xml:space="preserve">gender</w:t>
+              <w:t xml:space="preserve">label_sort</w:t>
             </w:r>
           </w:p>
         </w:tc>
@@ -4133,7 +4133,7 @@
                 <w:sz w:val="18"/>
                 <w:szCs w:val="18"/>
               </w:rPr>
-              <w:t xml:space="preserve">Wikidata P21</w:t>
+              <w:t xml:space="preserve">Derived</w:t>
             </w:r>
           </w:p>
         </w:tc>
@@ -4164,7 +4164,7 @@
                 <w:sz w:val="18"/>
                 <w:szCs w:val="18"/>
               </w:rPr>
-              <w:t xml:space="preserve">Literal: male / female — mapped from P21 target label</w:t>
+              <w:t xml:space="preserve">Sort key in Roman prosopographical convention: nomen + cognomen + praenomen (pompeius magnus gnaeus). Lowercased, diacritics stripped. Enables correct ordering in person lists independent of display label.</w:t>
             </w:r>
           </w:p>
         </w:tc>
@@ -4197,7 +4197,7 @@
                 <w:sz w:val="18"/>
                 <w:szCs w:val="18"/>
               </w:rPr>
-              <w:t xml:space="preserve">birth_earliest</w:t>
+              <w:t xml:space="preserve">gender</w:t>
             </w:r>
           </w:p>
         </w:tc>
@@ -4228,7 +4228,7 @@
                 <w:sz w:val="18"/>
                 <w:szCs w:val="18"/>
               </w:rPr>
-              <w:t xml:space="preserve">Date</w:t>
+              <w:t xml:space="preserve">String</w:t>
             </w:r>
           </w:p>
         </w:tc>
@@ -4259,7 +4259,7 @@
                 <w:sz w:val="18"/>
                 <w:szCs w:val="18"/>
               </w:rPr>
-              <w:t xml:space="preserve">DPRR/Wikidata</w:t>
+              <w:t xml:space="preserve">Wikidata P21</w:t>
             </w:r>
           </w:p>
         </w:tc>
@@ -4290,7 +4290,7 @@
                 <w:sz w:val="18"/>
                 <w:szCs w:val="18"/>
               </w:rPr>
-              <w:t xml:space="preserve">ISO date, negative for BCE (e.g. -0106-09-29)</w:t>
+              <w:t xml:space="preserve">Literal: male / female — mapped from P21 target label</w:t>
             </w:r>
           </w:p>
         </w:tc>
@@ -4323,7 +4323,7 @@
                 <w:sz w:val="18"/>
                 <w:szCs w:val="18"/>
               </w:rPr>
-              <w:t xml:space="preserve">birth_latest</w:t>
+              <w:t xml:space="preserve">birth_earliest</w:t>
             </w:r>
           </w:p>
         </w:tc>
@@ -4416,7 +4416,7 @@
                 <w:sz w:val="18"/>
                 <w:szCs w:val="18"/>
               </w:rPr>
-              <w:t xml:space="preserve">Upper bound of birth uncertainty window</w:t>
+              <w:t xml:space="preserve">ISO date, negative for BCE (e.g. -0106-09-29)</w:t>
             </w:r>
           </w:p>
         </w:tc>
@@ -4449,7 +4449,7 @@
                 <w:sz w:val="18"/>
                 <w:szCs w:val="18"/>
               </w:rPr>
-              <w:t xml:space="preserve">death_date</w:t>
+              <w:t xml:space="preserve">birth_latest</w:t>
             </w:r>
           </w:p>
         </w:tc>
@@ -4542,7 +4542,7 @@
                 <w:sz w:val="18"/>
                 <w:szCs w:val="18"/>
               </w:rPr>
-              <w:t xml:space="preserve">Point date if known; interval if not</w:t>
+              <w:t xml:space="preserve">Upper bound of birth uncertainty window</w:t>
             </w:r>
           </w:p>
         </w:tc>
@@ -4575,7 +4575,7 @@
                 <w:sz w:val="18"/>
                 <w:szCs w:val="18"/>
               </w:rPr>
-              <w:t xml:space="preserve">death_earliest</w:t>
+              <w:t xml:space="preserve">death_date</w:t>
             </w:r>
           </w:p>
         </w:tc>
@@ -4668,7 +4668,7 @@
                 <w:sz w:val="18"/>
                 <w:szCs w:val="18"/>
               </w:rPr>
-              <w:t xml:space="preserve">Lower bound of death uncertainty window</w:t>
+              <w:t xml:space="preserve">Point date if known; interval if not</w:t>
             </w:r>
           </w:p>
         </w:tc>
@@ -4701,7 +4701,7 @@
                 <w:sz w:val="18"/>
                 <w:szCs w:val="18"/>
               </w:rPr>
-              <w:t xml:space="preserve">death_latest</w:t>
+              <w:t xml:space="preserve">death_earliest</w:t>
             </w:r>
           </w:p>
         </w:tc>
@@ -4794,7 +4794,7 @@
                 <w:sz w:val="18"/>
                 <w:szCs w:val="18"/>
               </w:rPr>
-              <w:t xml:space="preserve">Upper bound of death uncertainty window</w:t>
+              <w:t xml:space="preserve">Lower bound of death uncertainty window</w:t>
             </w:r>
           </w:p>
         </w:tc>
@@ -4827,7 +4827,7 @@
                 <w:sz w:val="18"/>
                 <w:szCs w:val="18"/>
               </w:rPr>
-              <w:t xml:space="preserve">manner_of_death</w:t>
+              <w:t xml:space="preserve">death_latest</w:t>
             </w:r>
           </w:p>
         </w:tc>
@@ -4858,7 +4858,7 @@
                 <w:sz w:val="18"/>
                 <w:szCs w:val="18"/>
               </w:rPr>
-              <w:t xml:space="preserve">String</w:t>
+              <w:t xml:space="preserve">Date</w:t>
             </w:r>
           </w:p>
         </w:tc>
@@ -4889,7 +4889,7 @@
                 <w:sz w:val="18"/>
                 <w:szCs w:val="18"/>
               </w:rPr>
-              <w:t xml:space="preserve">Wikidata P1196</w:t>
+              <w:t xml:space="preserve">DPRR/Wikidata</w:t>
             </w:r>
           </w:p>
         </w:tc>
@@ -4920,7 +4920,7 @@
                 <w:sz w:val="18"/>
                 <w:szCs w:val="18"/>
               </w:rPr>
-              <w:t xml:space="preserve">e.g. homicide, battle, natural causes</w:t>
+              <w:t xml:space="preserve">Upper bound of death uncertainty window</w:t>
             </w:r>
           </w:p>
         </w:tc>
@@ -4953,7 +4953,7 @@
                 <w:sz w:val="18"/>
                 <w:szCs w:val="18"/>
               </w:rPr>
-              <w:t xml:space="preserve">cause_of_death</w:t>
+              <w:t xml:space="preserve">manner_of_death</w:t>
             </w:r>
           </w:p>
         </w:tc>
@@ -5015,7 +5015,7 @@
                 <w:sz w:val="18"/>
                 <w:szCs w:val="18"/>
               </w:rPr>
-              <w:t xml:space="preserve">Wikidata P509</w:t>
+              <w:t xml:space="preserve">Wikidata P1196</w:t>
             </w:r>
           </w:p>
         </w:tc>
@@ -5046,7 +5046,7 @@
                 <w:sz w:val="18"/>
                 <w:szCs w:val="18"/>
               </w:rPr>
-              <w:t xml:space="preserve">e.g. stab wound, disease</w:t>
+              <w:t xml:space="preserve">e.g. homicide, battle, natural causes</w:t>
             </w:r>
           </w:p>
         </w:tc>
@@ -5079,7 +5079,7 @@
                 <w:sz w:val="18"/>
                 <w:szCs w:val="18"/>
               </w:rPr>
-              <w:t xml:space="preserve">mythological</w:t>
+              <w:t xml:space="preserve">cause_of_death</w:t>
             </w:r>
           </w:p>
         </w:tc>
@@ -5110,7 +5110,7 @@
                 <w:sz w:val="18"/>
                 <w:szCs w:val="18"/>
               </w:rPr>
-              <w:t xml:space="preserve">Boolean</w:t>
+              <w:t xml:space="preserve">String</w:t>
             </w:r>
           </w:p>
         </w:tc>
@@ -5141,7 +5141,7 @@
                 <w:sz w:val="18"/>
                 <w:szCs w:val="18"/>
               </w:rPr>
-              <w:t xml:space="preserve">Schema</w:t>
+              <w:t xml:space="preserve">Wikidata P509</w:t>
             </w:r>
           </w:p>
         </w:tc>
@@ -5172,7 +5172,7 @@
                 <w:sz w:val="18"/>
                 <w:szCs w:val="18"/>
               </w:rPr>
-              <w:t xml:space="preserve">true only for :MythologicalPerson nodes</w:t>
+              <w:t xml:space="preserve">e.g. stab wound, disease</w:t>
             </w:r>
           </w:p>
         </w:tc>
@@ -5205,7 +5205,7 @@
                 <w:sz w:val="18"/>
                 <w:szCs w:val="18"/>
               </w:rPr>
-              <w:t xml:space="preserve">entity_cipher</w:t>
+              <w:t xml:space="preserve">mythological</w:t>
             </w:r>
           </w:p>
         </w:tc>
@@ -5236,7 +5236,7 @@
                 <w:sz w:val="18"/>
                 <w:szCs w:val="18"/>
               </w:rPr>
-              <w:t xml:space="preserve">String</w:t>
+              <w:t xml:space="preserve">Boolean</w:t>
             </w:r>
           </w:p>
         </w:tc>
@@ -5267,7 +5267,7 @@
                 <w:sz w:val="18"/>
                 <w:szCs w:val="18"/>
               </w:rPr>
-              <w:t xml:space="preserve">System</w:t>
+              <w:t xml:space="preserve">Schema</w:t>
             </w:r>
           </w:p>
         </w:tc>
@@ -5298,7 +5298,7 @@
                 <w:sz w:val="18"/>
                 <w:szCs w:val="18"/>
               </w:rPr>
-              <w:t xml:space="preserve">Content-addressable O(1) vertex jump hash</w:t>
+              <w:t xml:space="preserve">true only for :MythologicalPerson nodes</w:t>
             </w:r>
           </w:p>
         </w:tc>
@@ -5331,7 +5331,7 @@
                 <w:sz w:val="18"/>
                 <w:szCs w:val="18"/>
               </w:rPr>
-              <w:t xml:space="preserve">created_at</w:t>
+              <w:t xml:space="preserve">entity_cipher</w:t>
             </w:r>
           </w:p>
         </w:tc>
@@ -5362,7 +5362,7 @@
                 <w:sz w:val="18"/>
                 <w:szCs w:val="18"/>
               </w:rPr>
-              <w:t xml:space="preserve">DateTime</w:t>
+              <w:t xml:space="preserve">String</w:t>
             </w:r>
           </w:p>
         </w:tc>
@@ -5424,7 +5424,7 @@
                 <w:sz w:val="18"/>
                 <w:szCs w:val="18"/>
               </w:rPr>
-              <w:t xml:space="preserve">Node creation timestamp</w:t>
+              <w:t xml:space="preserve">Content-addressable O(1) vertex jump hash</w:t>
             </w:r>
           </w:p>
         </w:tc>
@@ -5457,6 +5457,132 @@
                 <w:sz w:val="18"/>
                 <w:szCs w:val="18"/>
               </w:rPr>
+              <w:t xml:space="preserve">created_at</w:t>
+            </w:r>
+          </w:p>
+        </w:tc>
+        <w:tc>
+          <w:tcPr>
+            <w:tcW w:type="dxa" w:w="1000"/>
+            <w:tcBorders>
+              <w:top w:val="single" w:color="CCCCCC" w:sz="1"/>
+              <w:left w:val="single" w:color="CCCCCC" w:sz="1"/>
+              <w:bottom w:val="single" w:color="CCCCCC" w:sz="1"/>
+              <w:right w:val="single" w:color="CCCCCC" w:sz="1"/>
+            </w:tcBorders>
+            <w:shd w:fill="EBF0F7" w:val="clear"/>
+            <w:tcMar>
+              <w:top w:type="dxa" w:w="80"/>
+              <w:left w:type="dxa" w:w="140"/>
+              <w:bottom w:type="dxa" w:w="80"/>
+              <w:right w:type="dxa" w:w="140"/>
+            </w:tcMar>
+          </w:tcPr>
+          <w:p>
+            <w:r>
+              <w:rPr>
+                <w:rFonts w:ascii="Arial" w:cs="Arial" w:eastAsia="Arial" w:hAnsi="Arial"/>
+                <w:b w:val="false"/>
+                <w:bCs w:val="false"/>
+                <w:color w:val="4A5568"/>
+                <w:sz w:val="18"/>
+                <w:szCs w:val="18"/>
+              </w:rPr>
+              <w:t xml:space="preserve">DateTime</w:t>
+            </w:r>
+          </w:p>
+        </w:tc>
+        <w:tc>
+          <w:tcPr>
+            <w:tcW w:type="dxa" w:w="1800"/>
+            <w:tcBorders>
+              <w:top w:val="single" w:color="CCCCCC" w:sz="1"/>
+              <w:left w:val="single" w:color="CCCCCC" w:sz="1"/>
+              <w:bottom w:val="single" w:color="CCCCCC" w:sz="1"/>
+              <w:right w:val="single" w:color="CCCCCC" w:sz="1"/>
+            </w:tcBorders>
+            <w:shd w:fill="EBF0F7" w:val="clear"/>
+            <w:tcMar>
+              <w:top w:type="dxa" w:w="80"/>
+              <w:left w:type="dxa" w:w="140"/>
+              <w:bottom w:type="dxa" w:w="80"/>
+              <w:right w:type="dxa" w:w="140"/>
+            </w:tcMar>
+          </w:tcPr>
+          <w:p>
+            <w:r>
+              <w:rPr>
+                <w:rFonts w:ascii="Arial" w:cs="Arial" w:eastAsia="Arial" w:hAnsi="Arial"/>
+                <w:b w:val="false"/>
+                <w:bCs w:val="false"/>
+                <w:color w:val="4A5568"/>
+                <w:sz w:val="18"/>
+                <w:szCs w:val="18"/>
+              </w:rPr>
+              <w:t xml:space="preserve">System</w:t>
+            </w:r>
+          </w:p>
+        </w:tc>
+        <w:tc>
+          <w:tcPr>
+            <w:tcW w:type="dxa" w:w="4460"/>
+            <w:tcBorders>
+              <w:top w:val="single" w:color="CCCCCC" w:sz="1"/>
+              <w:left w:val="single" w:color="CCCCCC" w:sz="1"/>
+              <w:bottom w:val="single" w:color="CCCCCC" w:sz="1"/>
+              <w:right w:val="single" w:color="CCCCCC" w:sz="1"/>
+            </w:tcBorders>
+            <w:shd w:fill="EBF0F7" w:val="clear"/>
+            <w:tcMar>
+              <w:top w:type="dxa" w:w="80"/>
+              <w:left w:type="dxa" w:w="140"/>
+              <w:bottom w:type="dxa" w:w="80"/>
+              <w:right w:type="dxa" w:w="140"/>
+            </w:tcMar>
+          </w:tcPr>
+          <w:p>
+            <w:r>
+              <w:rPr>
+                <w:rFonts w:ascii="Arial" w:cs="Arial" w:eastAsia="Arial" w:hAnsi="Arial"/>
+                <w:b w:val="false"/>
+                <w:bCs w:val="false"/>
+                <w:color w:val="4A5568"/>
+                <w:sz w:val="18"/>
+                <w:szCs w:val="18"/>
+              </w:rPr>
+              <w:t xml:space="preserve">Node creation timestamp</w:t>
+            </w:r>
+          </w:p>
+        </w:tc>
+      </w:tr>
+      <w:tr>
+        <w:tc>
+          <w:tcPr>
+            <w:tcW w:type="dxa" w:w="2100"/>
+            <w:tcBorders>
+              <w:top w:val="single" w:color="CCCCCC" w:sz="1"/>
+              <w:left w:val="single" w:color="CCCCCC" w:sz="1"/>
+              <w:bottom w:val="single" w:color="CCCCCC" w:sz="1"/>
+              <w:right w:val="single" w:color="CCCCCC" w:sz="1"/>
+            </w:tcBorders>
+            <w:shd w:fill="FFFFFF" w:val="clear"/>
+            <w:tcMar>
+              <w:top w:type="dxa" w:w="80"/>
+              <w:left w:type="dxa" w:w="140"/>
+              <w:bottom w:type="dxa" w:w="80"/>
+              <w:right w:type="dxa" w:w="140"/>
+            </w:tcMar>
+          </w:tcPr>
+          <w:p>
+            <w:r>
+              <w:rPr>
+                <w:rFonts w:ascii="Arial" w:cs="Arial" w:eastAsia="Arial" w:hAnsi="Arial"/>
+                <w:b w:val="false"/>
+                <w:bCs w:val="false"/>
+                <w:color w:val="4A5568"/>
+                <w:sz w:val="18"/>
+                <w:szCs w:val="18"/>
+              </w:rPr>
               <w:t xml:space="preserve">entity_type</w:t>
             </w:r>
           </w:p>
@@ -5470,7 +5596,7 @@
               <w:bottom w:val="single" w:color="CCCCCC" w:sz="1"/>
               <w:right w:val="single" w:color="CCCCCC" w:sz="1"/>
             </w:tcBorders>
-            <w:shd w:fill="EBF0F7" w:val="clear"/>
+            <w:shd w:fill="FFFFFF" w:val="clear"/>
             <w:tcMar>
               <w:top w:type="dxa" w:w="80"/>
               <w:left w:type="dxa" w:w="140"/>
@@ -5501,7 +5627,7 @@
               <w:bottom w:val="single" w:color="CCCCCC" w:sz="1"/>
               <w:right w:val="single" w:color="CCCCCC" w:sz="1"/>
             </w:tcBorders>
-            <w:shd w:fill="EBF0F7" w:val="clear"/>
+            <w:shd w:fill="FFFFFF" w:val="clear"/>
             <w:tcMar>
               <w:top w:type="dxa" w:w="80"/>
               <w:left w:type="dxa" w:w="140"/>
@@ -5532,7 +5658,7 @@
               <w:bottom w:val="single" w:color="CCCCCC" w:sz="1"/>
               <w:right w:val="single" w:color="CCCCCC" w:sz="1"/>
             </w:tcBorders>
-            <w:shd w:fill="EBF0F7" w:val="clear"/>
+            <w:shd w:fill="FFFFFF" w:val="clear"/>
             <w:tcMar>
               <w:top w:type="dxa" w:w="80"/>
               <w:left w:type="dxa" w:w="140"/>
@@ -17279,7 +17405,7 @@
                 <w:sz w:val="18"/>
                 <w:szCs w:val="18"/>
               </w:rPr>
-              <w:t xml:space="preserve">POMP1976 Cn. Pompeius (31) Cn. f. Sex. n. Clu. Magnus</w:t>
+              <w:t xml:space="preserve">Gnaeus Pompeius Magnus</w:t>
             </w:r>
           </w:p>
         </w:tc>
@@ -17310,7 +17436,7 @@
                 <w:sz w:val="18"/>
                 <w:szCs w:val="18"/>
               </w:rPr>
-              <w:t xml:space="preserve">DPRR</w:t>
+              <w:t xml:space="preserve">Wikidata / fallback label_latin</w:t>
             </w:r>
           </w:p>
         </w:tc>
@@ -17341,7 +17467,7 @@
                 <w:sz w:val="18"/>
                 <w:szCs w:val="18"/>
               </w:rPr>
-              <w:t xml:space="preserve">primary</w:t>
+              <w:t xml:space="preserve">secondary_populist</w:t>
             </w:r>
           </w:p>
         </w:tc>
@@ -17374,7 +17500,7 @@
                 <w:sz w:val="18"/>
                 <w:szCs w:val="18"/>
               </w:rPr>
-              <w:t xml:space="preserve">label_en</w:t>
+              <w:t xml:space="preserve">label_latin</w:t>
             </w:r>
           </w:p>
         </w:tc>
@@ -17405,7 +17531,7 @@
                 <w:sz w:val="18"/>
                 <w:szCs w:val="18"/>
               </w:rPr>
-              <w:t xml:space="preserve">Gnaeus Pompeius Magnus</w:t>
+              <w:t xml:space="preserve">Cn. Pompeius Magnus</w:t>
             </w:r>
           </w:p>
         </w:tc>
@@ -17436,7 +17562,7 @@
                 <w:sz w:val="18"/>
                 <w:szCs w:val="18"/>
               </w:rPr>
-              <w:t xml:space="preserve">Wikidata</w:t>
+              <w:t xml:space="preserve">DPRR label parse</w:t>
             </w:r>
           </w:p>
         </w:tc>
@@ -17467,7 +17593,7 @@
                 <w:sz w:val="18"/>
                 <w:szCs w:val="18"/>
               </w:rPr>
-              <w:t xml:space="preserve">secondary_populist</w:t>
+              <w:t xml:space="preserve">primary</w:t>
             </w:r>
           </w:p>
         </w:tc>
@@ -17500,7 +17626,7 @@
                 <w:sz w:val="18"/>
                 <w:szCs w:val="18"/>
               </w:rPr>
-              <w:t xml:space="preserve">label_latin</w:t>
+              <w:t xml:space="preserve">label_dprr</w:t>
             </w:r>
           </w:p>
         </w:tc>
@@ -17531,7 +17657,7 @@
                 <w:sz w:val="18"/>
                 <w:szCs w:val="18"/>
               </w:rPr>
-              <w:t xml:space="preserve">Cn. Pompeius Cn.f.Sex.n. Clu. Magnus</w:t>
+              <w:t xml:space="preserve">POMP1976 Cn. Pompeius (31) Cn. f. Sex. n. Clu. Magnus</w:t>
             </w:r>
           </w:p>
         </w:tc>
@@ -17562,7 +17688,7 @@
                 <w:sz w:val="18"/>
                 <w:szCs w:val="18"/>
               </w:rPr>
-              <w:t xml:space="preserve">Wikidata P1559</w:t>
+              <w:t xml:space="preserve">DPRR</w:t>
             </w:r>
           </w:p>
         </w:tc>
@@ -17593,7 +17719,7 @@
                 <w:sz w:val="18"/>
                 <w:szCs w:val="18"/>
               </w:rPr>
-              <w:t xml:space="preserve">secondary_populist</w:t>
+              <w:t xml:space="preserve">primary</w:t>
             </w:r>
           </w:p>
         </w:tc>
@@ -17626,7 +17752,7 @@
                 <w:sz w:val="18"/>
                 <w:szCs w:val="18"/>
               </w:rPr>
-              <w:t xml:space="preserve">gender</w:t>
+              <w:t xml:space="preserve">label_sort</w:t>
             </w:r>
           </w:p>
         </w:tc>
@@ -17657,7 +17783,7 @@
                 <w:sz w:val="18"/>
                 <w:szCs w:val="18"/>
               </w:rPr>
-              <w:t xml:space="preserve">male</w:t>
+              <w:t xml:space="preserve">pompeius magnus gnaeus</w:t>
             </w:r>
           </w:p>
         </w:tc>
@@ -17688,7 +17814,7 @@
                 <w:sz w:val="18"/>
                 <w:szCs w:val="18"/>
               </w:rPr>
-              <w:t xml:space="preserve">Wikidata P21</w:t>
+              <w:t xml:space="preserve">Derived</w:t>
             </w:r>
           </w:p>
         </w:tc>
@@ -17719,7 +17845,7 @@
                 <w:sz w:val="18"/>
                 <w:szCs w:val="18"/>
               </w:rPr>
-              <w:t xml:space="preserve">secondary_populist</w:t>
+              <w:t xml:space="preserve">—</w:t>
             </w:r>
           </w:p>
         </w:tc>
@@ -17752,7 +17878,7 @@
                 <w:sz w:val="18"/>
                 <w:szCs w:val="18"/>
               </w:rPr>
-              <w:t xml:space="preserve">birth_earliest</w:t>
+              <w:t xml:space="preserve">gender</w:t>
             </w:r>
           </w:p>
         </w:tc>
@@ -17783,7 +17909,7 @@
                 <w:sz w:val="18"/>
                 <w:szCs w:val="18"/>
               </w:rPr>
-              <w:t xml:space="preserve">-0106-09-29</w:t>
+              <w:t xml:space="preserve">male</w:t>
             </w:r>
           </w:p>
         </w:tc>
@@ -17814,7 +17940,7 @@
                 <w:sz w:val="18"/>
                 <w:szCs w:val="18"/>
               </w:rPr>
-              <w:t xml:space="preserve">Wikidata P569</w:t>
+              <w:t xml:space="preserve">Wikidata P21</w:t>
             </w:r>
           </w:p>
         </w:tc>
@@ -17878,7 +18004,7 @@
                 <w:sz w:val="18"/>
                 <w:szCs w:val="18"/>
               </w:rPr>
-              <w:t xml:space="preserve">death_date</w:t>
+              <w:t xml:space="preserve">birth_earliest</w:t>
             </w:r>
           </w:p>
         </w:tc>
@@ -17909,7 +18035,7 @@
                 <w:sz w:val="18"/>
                 <w:szCs w:val="18"/>
               </w:rPr>
-              <w:t xml:space="preserve">-0048-09-28</w:t>
+              <w:t xml:space="preserve">-0106-09-29</w:t>
             </w:r>
           </w:p>
         </w:tc>
@@ -17940,7 +18066,7 @@
                 <w:sz w:val="18"/>
                 <w:szCs w:val="18"/>
               </w:rPr>
-              <w:t xml:space="preserve">Wikidata P570</w:t>
+              <w:t xml:space="preserve">Wikidata P569</w:t>
             </w:r>
           </w:p>
         </w:tc>
@@ -18004,7 +18130,7 @@
                 <w:sz w:val="18"/>
                 <w:szCs w:val="18"/>
               </w:rPr>
-              <w:t xml:space="preserve">manner_of_death</w:t>
+              <w:t xml:space="preserve">death_date</w:t>
             </w:r>
           </w:p>
         </w:tc>
@@ -18035,7 +18161,7 @@
                 <w:sz w:val="18"/>
                 <w:szCs w:val="18"/>
               </w:rPr>
-              <w:t xml:space="preserve">homicide</w:t>
+              <w:t xml:space="preserve">-0048-09-28</w:t>
             </w:r>
           </w:p>
         </w:tc>
@@ -18066,7 +18192,7 @@
                 <w:sz w:val="18"/>
                 <w:szCs w:val="18"/>
               </w:rPr>
-              <w:t xml:space="preserve">Wikidata P1196</w:t>
+              <w:t xml:space="preserve">Wikidata P570</w:t>
             </w:r>
           </w:p>
         </w:tc>
@@ -18130,6 +18256,132 @@
                 <w:sz w:val="18"/>
                 <w:szCs w:val="18"/>
               </w:rPr>
+              <w:t xml:space="preserve">manner_of_death</w:t>
+            </w:r>
+          </w:p>
+        </w:tc>
+        <w:tc>
+          <w:tcPr>
+            <w:tcW w:type="dxa" w:w="3000"/>
+            <w:tcBorders>
+              <w:top w:val="single" w:color="CCCCCC" w:sz="1"/>
+              <w:left w:val="single" w:color="CCCCCC" w:sz="1"/>
+              <w:bottom w:val="single" w:color="CCCCCC" w:sz="1"/>
+              <w:right w:val="single" w:color="CCCCCC" w:sz="1"/>
+            </w:tcBorders>
+            <w:shd w:fill="FFFFFF" w:val="clear"/>
+            <w:tcMar>
+              <w:top w:type="dxa" w:w="80"/>
+              <w:left w:type="dxa" w:w="140"/>
+              <w:bottom w:type="dxa" w:w="80"/>
+              <w:right w:type="dxa" w:w="140"/>
+            </w:tcMar>
+          </w:tcPr>
+          <w:p>
+            <w:r>
+              <w:rPr>
+                <w:rFonts w:ascii="Arial" w:cs="Arial" w:eastAsia="Arial" w:hAnsi="Arial"/>
+                <w:b w:val="false"/>
+                <w:bCs w:val="false"/>
+                <w:color w:val="4A5568"/>
+                <w:sz w:val="18"/>
+                <w:szCs w:val="18"/>
+              </w:rPr>
+              <w:t xml:space="preserve">homicide</w:t>
+            </w:r>
+          </w:p>
+        </w:tc>
+        <w:tc>
+          <w:tcPr>
+            <w:tcW w:type="dxa" w:w="1500"/>
+            <w:tcBorders>
+              <w:top w:val="single" w:color="CCCCCC" w:sz="1"/>
+              <w:left w:val="single" w:color="CCCCCC" w:sz="1"/>
+              <w:bottom w:val="single" w:color="CCCCCC" w:sz="1"/>
+              <w:right w:val="single" w:color="CCCCCC" w:sz="1"/>
+            </w:tcBorders>
+            <w:shd w:fill="FFFFFF" w:val="clear"/>
+            <w:tcMar>
+              <w:top w:type="dxa" w:w="80"/>
+              <w:left w:type="dxa" w:w="140"/>
+              <w:bottom w:type="dxa" w:w="80"/>
+              <w:right w:type="dxa" w:w="140"/>
+            </w:tcMar>
+          </w:tcPr>
+          <w:p>
+            <w:r>
+              <w:rPr>
+                <w:rFonts w:ascii="Arial" w:cs="Arial" w:eastAsia="Arial" w:hAnsi="Arial"/>
+                <w:b w:val="false"/>
+                <w:bCs w:val="false"/>
+                <w:color w:val="4A5568"/>
+                <w:sz w:val="18"/>
+                <w:szCs w:val="18"/>
+              </w:rPr>
+              <w:t xml:space="preserve">Wikidata P1196</w:t>
+            </w:r>
+          </w:p>
+        </w:tc>
+        <w:tc>
+          <w:tcPr>
+            <w:tcW w:type="dxa" w:w="2860"/>
+            <w:tcBorders>
+              <w:top w:val="single" w:color="CCCCCC" w:sz="1"/>
+              <w:left w:val="single" w:color="CCCCCC" w:sz="1"/>
+              <w:bottom w:val="single" w:color="CCCCCC" w:sz="1"/>
+              <w:right w:val="single" w:color="CCCCCC" w:sz="1"/>
+            </w:tcBorders>
+            <w:shd w:fill="FFFFFF" w:val="clear"/>
+            <w:tcMar>
+              <w:top w:type="dxa" w:w="80"/>
+              <w:left w:type="dxa" w:w="140"/>
+              <w:bottom w:type="dxa" w:w="80"/>
+              <w:right w:type="dxa" w:w="140"/>
+            </w:tcMar>
+          </w:tcPr>
+          <w:p>
+            <w:r>
+              <w:rPr>
+                <w:rFonts w:ascii="Arial" w:cs="Arial" w:eastAsia="Arial" w:hAnsi="Arial"/>
+                <w:b w:val="false"/>
+                <w:bCs w:val="false"/>
+                <w:color w:val="4A5568"/>
+                <w:sz w:val="18"/>
+                <w:szCs w:val="18"/>
+              </w:rPr>
+              <w:t xml:space="preserve">secondary_populist</w:t>
+            </w:r>
+          </w:p>
+        </w:tc>
+      </w:tr>
+      <w:tr>
+        <w:tc>
+          <w:tcPr>
+            <w:tcW w:type="dxa" w:w="2000"/>
+            <w:tcBorders>
+              <w:top w:val="single" w:color="CCCCCC" w:sz="1"/>
+              <w:left w:val="single" w:color="CCCCCC" w:sz="1"/>
+              <w:bottom w:val="single" w:color="CCCCCC" w:sz="1"/>
+              <w:right w:val="single" w:color="CCCCCC" w:sz="1"/>
+            </w:tcBorders>
+            <w:shd w:fill="EBF0F7" w:val="clear"/>
+            <w:tcMar>
+              <w:top w:type="dxa" w:w="80"/>
+              <w:left w:type="dxa" w:w="140"/>
+              <w:bottom w:type="dxa" w:w="80"/>
+              <w:right w:type="dxa" w:w="140"/>
+            </w:tcMar>
+          </w:tcPr>
+          <w:p>
+            <w:r>
+              <w:rPr>
+                <w:rFonts w:ascii="Arial" w:cs="Arial" w:eastAsia="Arial" w:hAnsi="Arial"/>
+                <w:b w:val="false"/>
+                <w:bCs w:val="false"/>
+                <w:color w:val="4A5568"/>
+                <w:sz w:val="18"/>
+                <w:szCs w:val="18"/>
+              </w:rPr>
               <w:t xml:space="preserve">cause_of_death</w:t>
             </w:r>
           </w:p>
@@ -18143,7 +18395,7 @@
               <w:bottom w:val="single" w:color="CCCCCC" w:sz="1"/>
               <w:right w:val="single" w:color="CCCCCC" w:sz="1"/>
             </w:tcBorders>
-            <w:shd w:fill="FFFFFF" w:val="clear"/>
+            <w:shd w:fill="EBF0F7" w:val="clear"/>
             <w:tcMar>
               <w:top w:type="dxa" w:w="80"/>
               <w:left w:type="dxa" w:w="140"/>
@@ -18174,7 +18426,7 @@
               <w:bottom w:val="single" w:color="CCCCCC" w:sz="1"/>
               <w:right w:val="single" w:color="CCCCCC" w:sz="1"/>
             </w:tcBorders>
-            <w:shd w:fill="FFFFFF" w:val="clear"/>
+            <w:shd w:fill="EBF0F7" w:val="clear"/>
             <w:tcMar>
               <w:top w:type="dxa" w:w="80"/>
               <w:left w:type="dxa" w:w="140"/>
@@ -18205,7 +18457,7 @@
               <w:bottom w:val="single" w:color="CCCCCC" w:sz="1"/>
               <w:right w:val="single" w:color="CCCCCC" w:sz="1"/>
             </w:tcBorders>
-            <w:shd w:fill="FFFFFF" w:val="clear"/>
+            <w:shd w:fill="EBF0F7" w:val="clear"/>
             <w:tcMar>
               <w:top w:type="dxa" w:w="80"/>
               <w:left w:type="dxa" w:w="140"/>
